--- a/lessons/8-4/readiness/practice.docx
+++ b/lessons/8-4/readiness/practice.docx
@@ -14,7 +14,7 @@
           <w:sz w:val="36"/>
           <w:szCs w:val="36"/>
         </w:rPr>
-        <w:t xml:space="preserve">Get Ready: Appropriate Measures</w:t>
+        <w:t xml:space="preserve">Get Ready: Write Inequalities</w:t>
       </w:r>
     </w:p>
     <w:p>
@@ -29,7 +29,7 @@
           <w:sz w:val="20"/>
           <w:szCs w:val="20"/>
         </w:rPr>
-        <w:t xml:space="preserve">Readiness practice for Lesson 8-4  ·  Builds toward 6.SP.5d</w:t>
+        <w:t xml:space="preserve">Readiness practice for Lesson 7-4  ·  Builds toward 6.EE.8</w:t>
       </w:r>
     </w:p>
     <w:p>
@@ -68,7 +68,7 @@
           <w:sz w:val="22"/>
           <w:szCs w:val="22"/>
         </w:rPr>
-        <w:t xml:space="preserve">Choosing the best measure of center (mean or median) means you must already be able to find a mean (add ÷ count), find a median (order, take the middle), and spot a number that is way bigger or smaller than the rest. Warm up those feeders first.</w:t>
+        <w:t xml:space="preserve">To write an inequality, you turn words like "at least" or "more than" into the symbols &lt; and &gt; — which builds on comparing numbers. Warm up comparing small numbers and those key phrases, and writing inequalities makes sense.</w:t>
       </w:r>
     </w:p>
     <w:p>
@@ -81,7 +81,7 @@
           <w:sz w:val="20"/>
           <w:szCs w:val="20"/>
         </w:rPr>
-        <w:t xml:space="preserve">Skills you'll warm up: Finding a mean (add ÷ count)  ·  Finding a median (order, middle)  ·  Ordering numbers least to greatest  ·  Spotting a very high or low value</w:t>
+        <w:t xml:space="preserve">Skills you'll warm up: Comparing numbers with &lt; and &gt;  ·  Reading the words at least / at most  ·  Reading more than / less than  ·  Turning words into symbols</w:t>
       </w:r>
     </w:p>
     <w:p>
@@ -124,19 +124,32 @@
           <w:sz w:val="20"/>
           <w:szCs w:val="20"/>
         </w:rPr>
-        <w:t xml:space="preserve">Small steps: find a mean and a middle.</w:t>
-      </w:r>
-    </w:p>
-    <w:p>
-      <w:pPr>
-        <w:spacing w:after="40" w:before="0"/>
-      </w:pPr>
-      <w:r>
-        <w:rPr>
-          <w:sz w:val="22"/>
-          <w:szCs w:val="22"/>
-        </w:rPr>
-        <w:t xml:space="preserve">1.  Add the list: 2 + 2 + 2 = ___</w:t>
+        <w:t xml:space="preserve">Compare the small numbers.</w:t>
+      </w:r>
+    </w:p>
+    <w:p>
+      <w:pPr>
+        <w:spacing w:after="40" w:before="0"/>
+      </w:pPr>
+      <w:r>
+        <w:rPr>
+          <w:sz w:val="22"/>
+          <w:szCs w:val="22"/>
+        </w:rPr>
+        <w:t xml:space="preserve">1.  Which symbol is true? 2 ___ 6</w:t>
+      </w:r>
+    </w:p>
+    <w:p>
+      <w:pPr>
+        <w:spacing w:after="40" w:before="0"/>
+      </w:pPr>
+      <w:r>
+        <w:rPr>
+          <w:color w:val="5E6E7E"/>
+          <w:sz w:val="20"/>
+          <w:szCs w:val="20"/>
+        </w:rPr>
+        <w:t xml:space="preserve">     choices: &lt;   /   &gt;</w:t>
       </w:r>
     </w:p>
     <w:p>
@@ -159,7 +172,20 @@
           <w:sz w:val="22"/>
           <w:szCs w:val="22"/>
         </w:rPr>
-        <w:t xml:space="preserve">2.  Total is 6, there are 3 numbers. Mean = 6 ÷ 3 = ___</w:t>
+        <w:t xml:space="preserve">2.  Which symbol is true? 9 ___ 4</w:t>
+      </w:r>
+    </w:p>
+    <w:p>
+      <w:pPr>
+        <w:spacing w:after="40" w:before="0"/>
+      </w:pPr>
+      <w:r>
+        <w:rPr>
+          <w:color w:val="5E6E7E"/>
+          <w:sz w:val="20"/>
+          <w:szCs w:val="20"/>
+        </w:rPr>
+        <w:t xml:space="preserve">     choices: &lt;   /   &gt;</w:t>
       </w:r>
     </w:p>
     <w:p>
@@ -182,7 +208,20 @@
           <w:sz w:val="22"/>
           <w:szCs w:val="22"/>
         </w:rPr>
-        <w:t xml:space="preserve">3.  Order least to greatest: 5, 1, 3. The middle is ___</w:t>
+        <w:t xml:space="preserve">3.  Which symbol is true? 5 ___ 5</w:t>
+      </w:r>
+    </w:p>
+    <w:p>
+      <w:pPr>
+        <w:spacing w:after="40" w:before="0"/>
+      </w:pPr>
+      <w:r>
+        <w:rPr>
+          <w:color w:val="5E6E7E"/>
+          <w:sz w:val="20"/>
+          <w:szCs w:val="20"/>
+        </w:rPr>
+        <w:t xml:space="preserve">     choices: &lt;   /   &gt;   /   =</w:t>
       </w:r>
     </w:p>
     <w:p>
@@ -222,19 +261,32 @@
           <w:sz w:val="20"/>
           <w:szCs w:val="20"/>
         </w:rPr>
-        <w:t xml:space="preserve">Find both center measures.</w:t>
-      </w:r>
-    </w:p>
-    <w:p>
-      <w:pPr>
-        <w:spacing w:after="40" w:before="0"/>
-      </w:pPr>
-      <w:r>
-        <w:rPr>
-          <w:sz w:val="22"/>
-          <w:szCs w:val="22"/>
-        </w:rPr>
-        <w:t xml:space="preserve">1.  Find the mean of 4, 4, 7: add, then divide by 3.</w:t>
+        <w:t xml:space="preserve">Match the words to the symbol.</w:t>
+      </w:r>
+    </w:p>
+    <w:p>
+      <w:pPr>
+        <w:spacing w:after="40" w:before="0"/>
+      </w:pPr>
+      <w:r>
+        <w:rPr>
+          <w:sz w:val="22"/>
+          <w:szCs w:val="22"/>
+        </w:rPr>
+        <w:t xml:space="preserve">1.  "A number is less than 7." Which inequality?</w:t>
+      </w:r>
+    </w:p>
+    <w:p>
+      <w:pPr>
+        <w:spacing w:after="40" w:before="0"/>
+      </w:pPr>
+      <w:r>
+        <w:rPr>
+          <w:color w:val="5E6E7E"/>
+          <w:sz w:val="20"/>
+          <w:szCs w:val="20"/>
+        </w:rPr>
+        <w:t xml:space="preserve">     choices: n &lt; 7   /   n &gt; 7   /   n = 7</w:t>
       </w:r>
     </w:p>
     <w:p>
@@ -257,30 +309,7 @@
           <w:sz w:val="22"/>
           <w:szCs w:val="22"/>
         </w:rPr>
-        <w:t xml:space="preserve">2.  Find the median of 8, 2, 6: order, then take the middle.</w:t>
-      </w:r>
-    </w:p>
-    <w:p>
-      <w:pPr>
-        <w:spacing w:after="80" w:before="0"/>
-      </w:pPr>
-      <w:r>
-        <w:rPr>
-          <w:color w:val="BBBBBB"/>
-        </w:rPr>
-        <w:t xml:space="preserve">____________________________________________________</w:t>
-      </w:r>
-    </w:p>
-    <w:p>
-      <w:pPr>
-        <w:spacing w:after="40" w:before="0"/>
-      </w:pPr>
-      <w:r>
-        <w:rPr>
-          <w:sz w:val="22"/>
-          <w:szCs w:val="22"/>
-        </w:rPr>
-        <w:t xml:space="preserve">3.  In 3, 4, 5, 30, which value is the outlier (far from the rest)?</w:t>
+        <w:t xml:space="preserve">2.  "A number is greater than 3." Which inequality?</w:t>
       </w:r>
     </w:p>
     <w:p>
@@ -293,7 +322,7 @@
           <w:sz w:val="20"/>
           <w:szCs w:val="20"/>
         </w:rPr>
-        <w:t xml:space="preserve">     choices: 3   /   4   /   5   /   30</w:t>
+        <w:t xml:space="preserve">     choices: n &lt; 3   /   n &gt; 3   /   n = 3</w:t>
       </w:r>
     </w:p>
     <w:p>
@@ -333,19 +362,32 @@
           <w:sz w:val="20"/>
           <w:szCs w:val="20"/>
         </w:rPr>
-        <w:t xml:space="preserve">See how an outlier moves the mean.</w:t>
-      </w:r>
-    </w:p>
-    <w:p>
-      <w:pPr>
-        <w:spacing w:after="40" w:before="0"/>
-      </w:pPr>
-      <w:r>
-        <w:rPr>
-          <w:sz w:val="22"/>
-          <w:szCs w:val="22"/>
-        </w:rPr>
-        <w:t xml:space="preserve">1.  Find the mean of 2, 4, 6, 8: add, then divide by 4.</w:t>
+        <w:t xml:space="preserve">Trickier wording.</w:t>
+      </w:r>
+    </w:p>
+    <w:p>
+      <w:pPr>
+        <w:spacing w:after="40" w:before="0"/>
+      </w:pPr>
+      <w:r>
+        <w:rPr>
+          <w:sz w:val="22"/>
+          <w:szCs w:val="22"/>
+        </w:rPr>
+        <w:t xml:space="preserve">1.  "You must be more than 8 years old." Which inequality (age = a)?</w:t>
+      </w:r>
+    </w:p>
+    <w:p>
+      <w:pPr>
+        <w:spacing w:after="40" w:before="0"/>
+      </w:pPr>
+      <w:r>
+        <w:rPr>
+          <w:color w:val="5E6E7E"/>
+          <w:sz w:val="20"/>
+          <w:szCs w:val="20"/>
+        </w:rPr>
+        <w:t xml:space="preserve">     choices: a &lt; 8   /   a &gt; 8   /   a = 8</w:t>
       </w:r>
     </w:p>
     <w:p>
@@ -368,7 +410,20 @@
           <w:sz w:val="22"/>
           <w:szCs w:val="22"/>
         </w:rPr>
-        <w:t xml:space="preserve">2.  Find the median of 2, 4, 6, 8: order, then average the two middle numbers (4 and 6).</w:t>
+        <w:t xml:space="preserve">2.  "The price is less than $10." Which inequality (price = p)?</w:t>
+      </w:r>
+    </w:p>
+    <w:p>
+      <w:pPr>
+        <w:spacing w:after="40" w:before="0"/>
+      </w:pPr>
+      <w:r>
+        <w:rPr>
+          <w:color w:val="5E6E7E"/>
+          <w:sz w:val="20"/>
+          <w:szCs w:val="20"/>
+        </w:rPr>
+        <w:t xml:space="preserve">     choices: p &lt; 10   /   p &gt; 10   /   p = 10</w:t>
       </w:r>
     </w:p>
     <w:p>
@@ -406,7 +461,20 @@
           <w:sz w:val="22"/>
           <w:szCs w:val="22"/>
         </w:rPr>
-        <w:t xml:space="preserve">1.  What is the mean of 1, 5, 9? (Add, then divide by 3.)</w:t>
+        <w:t xml:space="preserve">1.  Which symbol makes it true? 3 ___ 8</w:t>
+      </w:r>
+    </w:p>
+    <w:p>
+      <w:pPr>
+        <w:spacing w:after="40" w:before="0"/>
+      </w:pPr>
+      <w:r>
+        <w:rPr>
+          <w:color w:val="5E6E7E"/>
+          <w:sz w:val="20"/>
+          <w:szCs w:val="20"/>
+        </w:rPr>
+        <w:t xml:space="preserve">     choices: &lt;   /   &gt;   /   =</w:t>
       </w:r>
     </w:p>
     <w:p>
@@ -429,7 +497,7 @@
           <w:sz w:val="22"/>
           <w:szCs w:val="22"/>
         </w:rPr>
-        <w:t xml:space="preserve">2.  In the list 6, 7, 8, 50, which value is an outlier?</w:t>
+        <w:t xml:space="preserve">2.  "A number is greater than 6." Which inequality?</w:t>
       </w:r>
     </w:p>
     <w:p>
@@ -442,7 +510,7 @@
           <w:sz w:val="20"/>
           <w:szCs w:val="20"/>
         </w:rPr>
-        <w:t xml:space="preserve">     choices: 7   /   50</w:t>
+        <w:t xml:space="preserve">     choices: n &lt; 6   /   n &gt; 6   /   n = 6</w:t>
       </w:r>
     </w:p>
     <w:p>
@@ -468,7 +536,7 @@
           <w:sz w:val="20"/>
           <w:szCs w:val="20"/>
         </w:rPr>
-        <w:t xml:space="preserve">When you've finished, open Lesson 8-4 and dive in!</w:t>
+        <w:t xml:space="preserve">When you've finished, open Lesson 7-4 and dive in!</w:t>
       </w:r>
     </w:p>
     <w:p>
@@ -515,7 +583,7 @@
           <w:sz w:val="20"/>
           <w:szCs w:val="20"/>
         </w:rPr>
-        <w:t xml:space="preserve">1. 6</w:t>
+        <w:t xml:space="preserve">1. &lt;</w:t>
       </w:r>
     </w:p>
     <w:p>
@@ -527,7 +595,7 @@
           <w:sz w:val="20"/>
           <w:szCs w:val="20"/>
         </w:rPr>
-        <w:t xml:space="preserve">2. 2</w:t>
+        <w:t xml:space="preserve">2. &gt;</w:t>
       </w:r>
     </w:p>
     <w:p>
@@ -539,7 +607,7 @@
           <w:sz w:val="20"/>
           <w:szCs w:val="20"/>
         </w:rPr>
-        <w:t xml:space="preserve">3. 3</w:t>
+        <w:t xml:space="preserve">3. =</w:t>
       </w:r>
     </w:p>
     <w:p>
@@ -566,7 +634,7 @@
           <w:sz w:val="20"/>
           <w:szCs w:val="20"/>
         </w:rPr>
-        <w:t xml:space="preserve">1. 5</w:t>
+        <w:t xml:space="preserve">1. n &lt; 7</w:t>
       </w:r>
     </w:p>
     <w:p>
@@ -578,7 +646,22 @@
           <w:sz w:val="20"/>
           <w:szCs w:val="20"/>
         </w:rPr>
-        <w:t xml:space="preserve">2. 6</w:t>
+        <w:t xml:space="preserve">2. n &gt; 3</w:t>
+      </w:r>
+    </w:p>
+    <w:p>
+      <w:pPr>
+        <w:spacing w:after="40" w:before="100"/>
+      </w:pPr>
+      <w:r>
+        <w:rPr>
+          <w:b/>
+          <w:bCs/>
+          <w:color w:val="1A6FB5"/>
+          <w:sz w:val="22"/>
+          <w:szCs w:val="22"/>
+        </w:rPr>
+        <w:t xml:space="preserve">Level 2 · Stretch</w:t>
       </w:r>
     </w:p>
     <w:p>
@@ -590,7 +673,19 @@
           <w:sz w:val="20"/>
           <w:szCs w:val="20"/>
         </w:rPr>
-        <w:t xml:space="preserve">3. 30</w:t>
+        <w:t xml:space="preserve">1. a &gt; 8</w:t>
+      </w:r>
+    </w:p>
+    <w:p>
+      <w:pPr>
+        <w:spacing w:after="30" w:before="0"/>
+      </w:pPr>
+      <w:r>
+        <w:rPr>
+          <w:sz w:val="20"/>
+          <w:szCs w:val="20"/>
+        </w:rPr>
+        <w:t xml:space="preserve">2. p &lt; 10</w:t>
       </w:r>
     </w:p>
     <w:p>
@@ -601,11 +696,11 @@
         <w:rPr>
           <w:b/>
           <w:bCs/>
-          <w:color w:val="1A6FB5"/>
-          <w:sz w:val="22"/>
-          <w:szCs w:val="22"/>
-        </w:rPr>
-        <w:t xml:space="preserve">Level 2 · Stretch</w:t>
+          <w:color w:val="C45A3C"/>
+          <w:sz w:val="22"/>
+          <w:szCs w:val="22"/>
+        </w:rPr>
+        <w:t xml:space="preserve">Exit Ticket</w:t>
       </w:r>
     </w:p>
     <w:p>
@@ -617,7 +712,7 @@
           <w:sz w:val="20"/>
           <w:szCs w:val="20"/>
         </w:rPr>
-        <w:t xml:space="preserve">1. 5</w:t>
+        <w:t xml:space="preserve">1. &lt;</w:t>
       </w:r>
     </w:p>
     <w:p>
@@ -629,46 +724,7 @@
           <w:sz w:val="20"/>
           <w:szCs w:val="20"/>
         </w:rPr>
-        <w:t xml:space="preserve">2. 5</w:t>
-      </w:r>
-    </w:p>
-    <w:p>
-      <w:pPr>
-        <w:spacing w:after="40" w:before="100"/>
-      </w:pPr>
-      <w:r>
-        <w:rPr>
-          <w:b/>
-          <w:bCs/>
-          <w:color w:val="C45A3C"/>
-          <w:sz w:val="22"/>
-          <w:szCs w:val="22"/>
-        </w:rPr>
-        <w:t xml:space="preserve">Exit Ticket</w:t>
-      </w:r>
-    </w:p>
-    <w:p>
-      <w:pPr>
-        <w:spacing w:after="30" w:before="0"/>
-      </w:pPr>
-      <w:r>
-        <w:rPr>
-          <w:sz w:val="20"/>
-          <w:szCs w:val="20"/>
-        </w:rPr>
-        <w:t xml:space="preserve">1. 5</w:t>
-      </w:r>
-    </w:p>
-    <w:p>
-      <w:pPr>
-        <w:spacing w:after="30" w:before="0"/>
-      </w:pPr>
-      <w:r>
-        <w:rPr>
-          <w:sz w:val="20"/>
-          <w:szCs w:val="20"/>
-        </w:rPr>
-        <w:t xml:space="preserve">2. 50</w:t>
+        <w:t xml:space="preserve">2. n &gt; 6</w:t>
       </w:r>
     </w:p>
     <w:sectPr>
